--- a/disst/dt_docs/01_FRONT_MATTER.docx
+++ b/disst/dt_docs/01_FRONT_MATTER.docx
@@ -14,20 +14,6 @@
           <w:sz w:val="28"/>
         </w:rPr>
         <w:t>FRONT MATTER — All Templates</w:t>
-      </w:r>
-    </w:p>
-    <w:p>
-      <w:pPr>
-        <w:spacing w:before="160" w:after="80" w:line="360" w:lineRule="auto"/>
-      </w:pPr>
-      <w:r>
-        <w:rPr>
-          <w:rFonts w:ascii="Times New Roman" w:hAnsi="Times New Roman"/>
-          <w:b/>
-          <w:i w:val="0"/>
-          <w:sz w:val="24"/>
-        </w:rPr>
-        <w:t>Reference: DISSERTATION_FORMATTING.md → Sections 3, 4, 5, 6</w:t>
       </w:r>
     </w:p>
     <w:p>
@@ -56,18 +42,6 @@
           <w:sz w:val="22"/>
         </w:rPr>
         <w:t>Fill blanks marked with [___] before printing</w:t>
-      </w:r>
-    </w:p>
-    <w:p>
-      <w:pPr>
-        <w:spacing w:before="80" w:after="80" w:line="360" w:lineRule="auto"/>
-      </w:pPr>
-      <w:r>
-        <w:rPr>
-          <w:color w:val="B4B4B4"/>
-          <w:sz w:val="20"/>
-        </w:rPr>
-        <w:t>------------------------------------------------------------</w:t>
       </w:r>
     </w:p>
     <w:p>
@@ -298,18 +272,6 @@
     </w:p>
     <w:p>
       <w:pPr>
-        <w:spacing w:before="80" w:after="80" w:line="360" w:lineRule="auto"/>
-      </w:pPr>
-      <w:r>
-        <w:rPr>
-          <w:color w:val="B4B4B4"/>
-          <w:sz w:val="20"/>
-        </w:rPr>
-        <w:t>------------------------------------------------------------</w:t>
-      </w:r>
-    </w:p>
-    <w:p>
-      <w:pPr>
         <w:spacing w:before="160" w:after="80" w:line="360" w:lineRule="auto"/>
       </w:pPr>
       <w:r>
@@ -398,18 +360,6 @@
         <w:br/>
         <w:br/>
         <w:t>━━━━━━━━━━━━━━━━━━━━━━━━━━━━━━━━━━━━━━━━━━━━━━━━━━</w:t>
-      </w:r>
-    </w:p>
-    <w:p>
-      <w:pPr>
-        <w:spacing w:before="80" w:after="80" w:line="360" w:lineRule="auto"/>
-      </w:pPr>
-      <w:r>
-        <w:rPr>
-          <w:color w:val="B4B4B4"/>
-          <w:sz w:val="20"/>
-        </w:rPr>
-        <w:t>------------------------------------------------------------</w:t>
       </w:r>
     </w:p>
     <w:p>
@@ -601,18 +551,6 @@
     </w:p>
     <w:p>
       <w:pPr>
-        <w:spacing w:before="80" w:after="80" w:line="360" w:lineRule="auto"/>
-      </w:pPr>
-      <w:r>
-        <w:rPr>
-          <w:color w:val="B4B4B4"/>
-          <w:sz w:val="20"/>
-        </w:rPr>
-        <w:t>------------------------------------------------------------</w:t>
-      </w:r>
-    </w:p>
-    <w:p>
-      <w:pPr>
         <w:spacing w:before="160" w:after="80" w:line="360" w:lineRule="auto"/>
       </w:pPr>
       <w:r>
@@ -707,18 +645,6 @@
           <w:i w:val="0"/>
           <w:sz w:val="24"/>
         </w:rPr>
-      </w:r>
-    </w:p>
-    <w:p>
-      <w:pPr>
-        <w:spacing w:before="80" w:after="80" w:line="360" w:lineRule="auto"/>
-      </w:pPr>
-      <w:r>
-        <w:rPr>
-          <w:color w:val="B4B4B4"/>
-          <w:sz w:val="20"/>
-        </w:rPr>
-        <w:t>------------------------------------------------------------</w:t>
       </w:r>
     </w:p>
     <w:p>
@@ -830,18 +756,6 @@
         <w:br/>
         <w:br/>
         <w:t>━━━━━━━━━━━━━━━━━━━━━━━━━━━━━━━━━━━━━━━━━━━━━━━━━━</w:t>
-      </w:r>
-    </w:p>
-    <w:p>
-      <w:pPr>
-        <w:spacing w:before="80" w:after="80" w:line="360" w:lineRule="auto"/>
-      </w:pPr>
-      <w:r>
-        <w:rPr>
-          <w:color w:val="B4B4B4"/>
-          <w:sz w:val="20"/>
-        </w:rPr>
-        <w:t>------------------------------------------------------------</w:t>
       </w:r>
     </w:p>
     <w:p>
@@ -1062,18 +976,6 @@
     </w:p>
     <w:p>
       <w:pPr>
-        <w:spacing w:before="80" w:after="80" w:line="360" w:lineRule="auto"/>
-      </w:pPr>
-      <w:r>
-        <w:rPr>
-          <w:color w:val="B4B4B4"/>
-          <w:sz w:val="20"/>
-        </w:rPr>
-        <w:t>------------------------------------------------------------</w:t>
-      </w:r>
-    </w:p>
-    <w:p>
-      <w:pPr>
         <w:spacing w:before="160" w:after="80" w:line="360" w:lineRule="auto"/>
       </w:pPr>
       <w:r>
@@ -1088,96 +990,1264 @@
     </w:p>
     <w:p>
       <w:pPr>
-        <w:spacing w:before="0" w:after="120" w:line="360" w:lineRule="auto"/>
+        <w:spacing w:before="240" w:after="80" w:line="360" w:lineRule="auto"/>
       </w:pPr>
       <w:r>
         <w:rPr>
           <w:rFonts w:ascii="Times New Roman" w:hAnsi="Times New Roman"/>
-          <w:b w:val="0"/>
+          <w:b/>
           <w:i w:val="0"/>
-          <w:sz w:val="24"/>
+          <w:sz w:val="28"/>
         </w:rPr>
+        <w:t>LIST OF FIGURES</w:t>
       </w:r>
+    </w:p>
+    <w:tbl>
+      <w:tblPr>
+        <w:tblStyle w:val="TableGrid"/>
+        <w:tblW w:type="auto" w:w="0"/>
+        <w:tblLook w:firstColumn="1" w:firstRow="1" w:lastColumn="0" w:lastRow="0" w:noHBand="0" w:noVBand="1" w:val="04A0"/>
+      </w:tblPr>
+      <w:tblGrid>
+        <w:gridCol w:w="2771"/>
+        <w:gridCol w:w="2771"/>
+        <w:gridCol w:w="2771"/>
+      </w:tblGrid>
+      <w:tr>
+        <w:tc>
+          <w:tcPr>
+            <w:tcW w:type="dxa" w:w="2771"/>
+          </w:tcPr>
+          <w:p>
+            <w:pPr>
+              <w:spacing w:before="40" w:after="40"/>
+            </w:pPr>
+            <w:r/>
+            <w:r>
+              <w:rPr>
+                <w:rFonts w:ascii="Times New Roman" w:hAnsi="Times New Roman"/>
+                <w:b/>
+                <w:i w:val="0"/>
+                <w:sz w:val="22"/>
+              </w:rPr>
+              <w:t>Figure No.</w:t>
+            </w:r>
+          </w:p>
+        </w:tc>
+        <w:tc>
+          <w:tcPr>
+            <w:tcW w:type="dxa" w:w="2771"/>
+          </w:tcPr>
+          <w:p>
+            <w:pPr>
+              <w:spacing w:before="40" w:after="40"/>
+            </w:pPr>
+            <w:r/>
+            <w:r>
+              <w:rPr>
+                <w:rFonts w:ascii="Times New Roman" w:hAnsi="Times New Roman"/>
+                <w:b/>
+                <w:i w:val="0"/>
+                <w:sz w:val="22"/>
+              </w:rPr>
+              <w:t>Caption</w:t>
+            </w:r>
+          </w:p>
+        </w:tc>
+        <w:tc>
+          <w:tcPr>
+            <w:tcW w:type="dxa" w:w="2771"/>
+          </w:tcPr>
+          <w:p>
+            <w:pPr>
+              <w:spacing w:before="40" w:after="40"/>
+            </w:pPr>
+            <w:r/>
+            <w:r>
+              <w:rPr>
+                <w:rFonts w:ascii="Times New Roman" w:hAnsi="Times New Roman"/>
+                <w:b/>
+                <w:i w:val="0"/>
+                <w:sz w:val="22"/>
+              </w:rPr>
+              <w:t>Page</w:t>
+            </w:r>
+          </w:p>
+        </w:tc>
+      </w:tr>
+      <w:tr>
+        <w:tc>
+          <w:tcPr>
+            <w:tcW w:type="dxa" w:w="2771"/>
+          </w:tcPr>
+          <w:p>
+            <w:pPr>
+              <w:spacing w:before="40" w:after="40"/>
+            </w:pPr>
+            <w:r/>
+            <w:r>
+              <w:rPr>
+                <w:rFonts w:ascii="Times New Roman" w:hAnsi="Times New Roman"/>
+                <w:b w:val="0"/>
+                <w:i w:val="0"/>
+                <w:sz w:val="22"/>
+              </w:rPr>
+              <w:t>Figure 3.1</w:t>
+            </w:r>
+          </w:p>
+        </w:tc>
+        <w:tc>
+          <w:tcPr>
+            <w:tcW w:type="dxa" w:w="2771"/>
+          </w:tcPr>
+          <w:p>
+            <w:pPr>
+              <w:spacing w:before="40" w:after="40"/>
+            </w:pPr>
+            <w:r/>
+            <w:r>
+              <w:rPr>
+                <w:rFonts w:ascii="Times New Roman" w:hAnsi="Times New Roman"/>
+                <w:b w:val="0"/>
+                <w:i w:val="0"/>
+                <w:sz w:val="22"/>
+              </w:rPr>
+              <w:t>Overall System Architecture Diagram</w:t>
+            </w:r>
+          </w:p>
+        </w:tc>
+        <w:tc>
+          <w:tcPr>
+            <w:tcW w:type="dxa" w:w="2771"/>
+          </w:tcPr>
+          <w:p>
+            <w:pPr>
+              <w:spacing w:before="40" w:after="40"/>
+            </w:pPr>
+            <w:r/>
+            <w:r>
+              <w:rPr>
+                <w:rFonts w:ascii="Times New Roman" w:hAnsi="Times New Roman"/>
+                <w:b w:val="0"/>
+                <w:i/>
+                <w:sz w:val="22"/>
+              </w:rPr>
+            </w:r>
+          </w:p>
+        </w:tc>
+      </w:tr>
+      <w:tr>
+        <w:tc>
+          <w:tcPr>
+            <w:tcW w:type="dxa" w:w="2771"/>
+          </w:tcPr>
+          <w:p>
+            <w:pPr>
+              <w:spacing w:before="40" w:after="40"/>
+            </w:pPr>
+            <w:r/>
+            <w:r>
+              <w:rPr>
+                <w:rFonts w:ascii="Times New Roman" w:hAnsi="Times New Roman"/>
+                <w:b w:val="0"/>
+                <w:i w:val="0"/>
+                <w:sz w:val="22"/>
+              </w:rPr>
+              <w:t>Figure 3.4</w:t>
+            </w:r>
+          </w:p>
+        </w:tc>
+        <w:tc>
+          <w:tcPr>
+            <w:tcW w:type="dxa" w:w="2771"/>
+          </w:tcPr>
+          <w:p>
+            <w:pPr>
+              <w:spacing w:before="40" w:after="40"/>
+            </w:pPr>
+            <w:r/>
+            <w:r>
+              <w:rPr>
+                <w:rFonts w:ascii="Times New Roman" w:hAnsi="Times New Roman"/>
+                <w:b w:val="0"/>
+                <w:i w:val="0"/>
+                <w:sz w:val="22"/>
+              </w:rPr>
+              <w:t>Sentiment Analysis Pipeline: News Sources to RL Observation Space</w:t>
+            </w:r>
+          </w:p>
+        </w:tc>
+        <w:tc>
+          <w:tcPr>
+            <w:tcW w:type="dxa" w:w="2771"/>
+          </w:tcPr>
+          <w:p>
+            <w:pPr>
+              <w:spacing w:before="40" w:after="40"/>
+            </w:pPr>
+            <w:r/>
+            <w:r>
+              <w:rPr>
+                <w:rFonts w:ascii="Times New Roman" w:hAnsi="Times New Roman"/>
+                <w:b w:val="0"/>
+                <w:i/>
+                <w:sz w:val="22"/>
+              </w:rPr>
+            </w:r>
+          </w:p>
+        </w:tc>
+      </w:tr>
+      <w:tr>
+        <w:tc>
+          <w:tcPr>
+            <w:tcW w:type="dxa" w:w="2771"/>
+          </w:tcPr>
+          <w:p>
+            <w:pPr>
+              <w:spacing w:before="40" w:after="40"/>
+            </w:pPr>
+            <w:r/>
+            <w:r>
+              <w:rPr>
+                <w:rFonts w:ascii="Times New Roman" w:hAnsi="Times New Roman"/>
+                <w:b w:val="0"/>
+                <w:i w:val="0"/>
+                <w:sz w:val="22"/>
+              </w:rPr>
+              <w:t>Figure 3.5</w:t>
+            </w:r>
+          </w:p>
+        </w:tc>
+        <w:tc>
+          <w:tcPr>
+            <w:tcW w:type="dxa" w:w="2771"/>
+          </w:tcPr>
+          <w:p>
+            <w:pPr>
+              <w:spacing w:before="40" w:after="40"/>
+            </w:pPr>
+            <w:r/>
+            <w:r>
+              <w:rPr>
+                <w:rFonts w:ascii="Times New Roman" w:hAnsi="Times New Roman"/>
+                <w:b w:val="0"/>
+                <w:i w:val="0"/>
+                <w:sz w:val="22"/>
+              </w:rPr>
+              <w:t>Stock Relationship Graph with All Three Edge Types Enabled</w:t>
+            </w:r>
+          </w:p>
+        </w:tc>
+        <w:tc>
+          <w:tcPr>
+            <w:tcW w:type="dxa" w:w="2771"/>
+          </w:tcPr>
+          <w:p>
+            <w:pPr>
+              <w:spacing w:before="40" w:after="40"/>
+            </w:pPr>
+            <w:r/>
+            <w:r>
+              <w:rPr>
+                <w:rFonts w:ascii="Times New Roman" w:hAnsi="Times New Roman"/>
+                <w:b w:val="0"/>
+                <w:i/>
+                <w:sz w:val="22"/>
+              </w:rPr>
+            </w:r>
+          </w:p>
+        </w:tc>
+      </w:tr>
+      <w:tr>
+        <w:tc>
+          <w:tcPr>
+            <w:tcW w:type="dxa" w:w="2771"/>
+          </w:tcPr>
+          <w:p>
+            <w:pPr>
+              <w:spacing w:before="40" w:after="40"/>
+            </w:pPr>
+            <w:r/>
+            <w:r>
+              <w:rPr>
+                <w:rFonts w:ascii="Times New Roman" w:hAnsi="Times New Roman"/>
+                <w:b w:val="0"/>
+                <w:i w:val="0"/>
+                <w:sz w:val="22"/>
+              </w:rPr>
+              <w:t>Figure 3.6</w:t>
+            </w:r>
+          </w:p>
+        </w:tc>
+        <w:tc>
+          <w:tcPr>
+            <w:tcW w:type="dxa" w:w="2771"/>
+          </w:tcPr>
+          <w:p>
+            <w:pPr>
+              <w:spacing w:before="40" w:after="40"/>
+            </w:pPr>
+            <w:r/>
+            <w:r>
+              <w:rPr>
+                <w:rFonts w:ascii="Times New Roman" w:hAnsi="Times New Roman"/>
+                <w:b w:val="0"/>
+                <w:i w:val="0"/>
+                <w:sz w:val="22"/>
+              </w:rPr>
+              <w:t>Temporal Graph Attention Network Architecture</w:t>
+            </w:r>
+          </w:p>
+        </w:tc>
+        <w:tc>
+          <w:tcPr>
+            <w:tcW w:type="dxa" w:w="2771"/>
+          </w:tcPr>
+          <w:p>
+            <w:pPr>
+              <w:spacing w:before="40" w:after="40"/>
+            </w:pPr>
+            <w:r/>
+            <w:r>
+              <w:rPr>
+                <w:rFonts w:ascii="Times New Roman" w:hAnsi="Times New Roman"/>
+                <w:b w:val="0"/>
+                <w:i/>
+                <w:sz w:val="22"/>
+              </w:rPr>
+            </w:r>
+          </w:p>
+        </w:tc>
+      </w:tr>
+      <w:tr>
+        <w:tc>
+          <w:tcPr>
+            <w:tcW w:type="dxa" w:w="2771"/>
+          </w:tcPr>
+          <w:p>
+            <w:pPr>
+              <w:spacing w:before="40" w:after="40"/>
+            </w:pPr>
+            <w:r/>
+            <w:r>
+              <w:rPr>
+                <w:rFonts w:ascii="Times New Roman" w:hAnsi="Times New Roman"/>
+                <w:b w:val="0"/>
+                <w:i w:val="0"/>
+                <w:sz w:val="22"/>
+              </w:rPr>
+              <w:t>Figure 3.7</w:t>
+            </w:r>
+          </w:p>
+        </w:tc>
+        <w:tc>
+          <w:tcPr>
+            <w:tcW w:type="dxa" w:w="2771"/>
+          </w:tcPr>
+          <w:p>
+            <w:pPr>
+              <w:spacing w:before="40" w:after="40"/>
+            </w:pPr>
+            <w:r/>
+            <w:r>
+              <w:rPr>
+                <w:rFonts w:ascii="Times New Roman" w:hAnsi="Times New Roman"/>
+                <w:b w:val="0"/>
+                <w:i w:val="0"/>
+                <w:sz w:val="22"/>
+              </w:rPr>
+              <w:t>RL Environment State-Action-Reward Cycle</w:t>
+            </w:r>
+          </w:p>
+        </w:tc>
+        <w:tc>
+          <w:tcPr>
+            <w:tcW w:type="dxa" w:w="2771"/>
+          </w:tcPr>
+          <w:p>
+            <w:pPr>
+              <w:spacing w:before="40" w:after="40"/>
+            </w:pPr>
+            <w:r/>
+            <w:r>
+              <w:rPr>
+                <w:rFonts w:ascii="Times New Roman" w:hAnsi="Times New Roman"/>
+                <w:b w:val="0"/>
+                <w:i/>
+                <w:sz w:val="22"/>
+              </w:rPr>
+            </w:r>
+          </w:p>
+        </w:tc>
+      </w:tr>
+      <w:tr>
+        <w:tc>
+          <w:tcPr>
+            <w:tcW w:type="dxa" w:w="2771"/>
+          </w:tcPr>
+          <w:p>
+            <w:pPr>
+              <w:spacing w:before="40" w:after="40"/>
+            </w:pPr>
+            <w:r/>
+            <w:r>
+              <w:rPr>
+                <w:rFonts w:ascii="Times New Roman" w:hAnsi="Times New Roman"/>
+                <w:b w:val="0"/>
+                <w:i w:val="0"/>
+                <w:sz w:val="22"/>
+              </w:rPr>
+              <w:t>Figure 3.8</w:t>
+            </w:r>
+          </w:p>
+        </w:tc>
+        <w:tc>
+          <w:tcPr>
+            <w:tcW w:type="dxa" w:w="2771"/>
+          </w:tcPr>
+          <w:p>
+            <w:pPr>
+              <w:spacing w:before="40" w:after="40"/>
+            </w:pPr>
+            <w:r/>
+            <w:r>
+              <w:rPr>
+                <w:rFonts w:ascii="Times New Roman" w:hAnsi="Times New Roman"/>
+                <w:b w:val="0"/>
+                <w:i w:val="0"/>
+                <w:sz w:val="22"/>
+              </w:rPr>
+              <w:t>Federated Learning System: FedProx vs FedAvg Convergence</w:t>
+            </w:r>
+          </w:p>
+        </w:tc>
+        <w:tc>
+          <w:tcPr>
+            <w:tcW w:type="dxa" w:w="2771"/>
+          </w:tcPr>
+          <w:p>
+            <w:pPr>
+              <w:spacing w:before="40" w:after="40"/>
+            </w:pPr>
+            <w:r/>
+            <w:r>
+              <w:rPr>
+                <w:rFonts w:ascii="Times New Roman" w:hAnsi="Times New Roman"/>
+                <w:b w:val="0"/>
+                <w:i/>
+                <w:sz w:val="22"/>
+              </w:rPr>
+            </w:r>
+          </w:p>
+        </w:tc>
+      </w:tr>
+      <w:tr>
+        <w:tc>
+          <w:tcPr>
+            <w:tcW w:type="dxa" w:w="2771"/>
+          </w:tcPr>
+          <w:p>
+            <w:pPr>
+              <w:spacing w:before="40" w:after="40"/>
+            </w:pPr>
+            <w:r/>
+            <w:r>
+              <w:rPr>
+                <w:rFonts w:ascii="Times New Roman" w:hAnsi="Times New Roman"/>
+                <w:b w:val="0"/>
+                <w:i w:val="0"/>
+                <w:sz w:val="22"/>
+              </w:rPr>
+              <w:t>Figure 4.1</w:t>
+            </w:r>
+          </w:p>
+        </w:tc>
+        <w:tc>
+          <w:tcPr>
+            <w:tcW w:type="dxa" w:w="2771"/>
+          </w:tcPr>
+          <w:p>
+            <w:pPr>
+              <w:spacing w:before="40" w:after="40"/>
+            </w:pPr>
+            <w:r/>
+            <w:r>
+              <w:rPr>
+                <w:rFonts w:ascii="Times New Roman" w:hAnsi="Times New Roman"/>
+                <w:b w:val="0"/>
+                <w:i w:val="0"/>
+                <w:sz w:val="22"/>
+              </w:rPr>
+              <w:t>Sample NIFTY 50 Stock Price Chart (January 2015 to December 2025)</w:t>
+            </w:r>
+          </w:p>
+        </w:tc>
+        <w:tc>
+          <w:tcPr>
+            <w:tcW w:type="dxa" w:w="2771"/>
+          </w:tcPr>
+          <w:p>
+            <w:pPr>
+              <w:spacing w:before="40" w:after="40"/>
+            </w:pPr>
+            <w:r/>
+            <w:r>
+              <w:rPr>
+                <w:rFonts w:ascii="Times New Roman" w:hAnsi="Times New Roman"/>
+                <w:b w:val="0"/>
+                <w:i/>
+                <w:sz w:val="22"/>
+              </w:rPr>
+            </w:r>
+          </w:p>
+        </w:tc>
+      </w:tr>
+      <w:tr>
+        <w:tc>
+          <w:tcPr>
+            <w:tcW w:type="dxa" w:w="2771"/>
+          </w:tcPr>
+          <w:p>
+            <w:pPr>
+              <w:spacing w:before="40" w:after="40"/>
+            </w:pPr>
+            <w:r/>
+            <w:r>
+              <w:rPr>
+                <w:rFonts w:ascii="Times New Roman" w:hAnsi="Times New Roman"/>
+                <w:b w:val="0"/>
+                <w:i w:val="0"/>
+                <w:sz w:val="22"/>
+              </w:rPr>
+              <w:t>Figure 4.2</w:t>
+            </w:r>
+          </w:p>
+        </w:tc>
+        <w:tc>
+          <w:tcPr>
+            <w:tcW w:type="dxa" w:w="2771"/>
+          </w:tcPr>
+          <w:p>
+            <w:pPr>
+              <w:spacing w:before="40" w:after="40"/>
+            </w:pPr>
+            <w:r/>
+            <w:r>
+              <w:rPr>
+                <w:rFonts w:ascii="Times New Roman" w:hAnsi="Times New Roman"/>
+                <w:b w:val="0"/>
+                <w:i w:val="0"/>
+                <w:sz w:val="22"/>
+              </w:rPr>
+              <w:t>Portfolio Analytics Tab Showing Five Performance Metric Cards</w:t>
+            </w:r>
+          </w:p>
+        </w:tc>
+        <w:tc>
+          <w:tcPr>
+            <w:tcW w:type="dxa" w:w="2771"/>
+          </w:tcPr>
+          <w:p>
+            <w:pPr>
+              <w:spacing w:before="40" w:after="40"/>
+            </w:pPr>
+            <w:r/>
+            <w:r>
+              <w:rPr>
+                <w:rFonts w:ascii="Times New Roman" w:hAnsi="Times New Roman"/>
+                <w:b w:val="0"/>
+                <w:i/>
+                <w:sz w:val="22"/>
+              </w:rPr>
+            </w:r>
+          </w:p>
+        </w:tc>
+      </w:tr>
+      <w:tr>
+        <w:tc>
+          <w:tcPr>
+            <w:tcW w:type="dxa" w:w="2771"/>
+          </w:tcPr>
+          <w:p>
+            <w:pPr>
+              <w:spacing w:before="40" w:after="40"/>
+            </w:pPr>
+            <w:r/>
+            <w:r>
+              <w:rPr>
+                <w:rFonts w:ascii="Times New Roman" w:hAnsi="Times New Roman"/>
+                <w:b w:val="0"/>
+                <w:i w:val="0"/>
+                <w:sz w:val="22"/>
+              </w:rPr>
+              <w:t>Figure 4.3</w:t>
+            </w:r>
+          </w:p>
+        </w:tc>
+        <w:tc>
+          <w:tcPr>
+            <w:tcW w:type="dxa" w:w="2771"/>
+          </w:tcPr>
+          <w:p>
+            <w:pPr>
+              <w:spacing w:before="40" w:after="40"/>
+            </w:pPr>
+            <w:r/>
+            <w:r>
+              <w:rPr>
+                <w:rFonts w:ascii="Times New Roman" w:hAnsi="Times New Roman"/>
+                <w:b w:val="0"/>
+                <w:i w:val="0"/>
+                <w:sz w:val="22"/>
+              </w:rPr>
+              <w:t>Growth Chart: Portfolio vs NIFTY 50 Index vs Fixed Deposit</w:t>
+            </w:r>
+          </w:p>
+        </w:tc>
+        <w:tc>
+          <w:tcPr>
+            <w:tcW w:type="dxa" w:w="2771"/>
+          </w:tcPr>
+          <w:p>
+            <w:pPr>
+              <w:spacing w:before="40" w:after="40"/>
+            </w:pPr>
+            <w:r/>
+            <w:r>
+              <w:rPr>
+                <w:rFonts w:ascii="Times New Roman" w:hAnsi="Times New Roman"/>
+                <w:b w:val="0"/>
+                <w:i/>
+                <w:sz w:val="22"/>
+              </w:rPr>
+            </w:r>
+          </w:p>
+        </w:tc>
+      </w:tr>
+      <w:tr>
+        <w:tc>
+          <w:tcPr>
+            <w:tcW w:type="dxa" w:w="2771"/>
+          </w:tcPr>
+          <w:p>
+            <w:pPr>
+              <w:spacing w:before="40" w:after="40"/>
+            </w:pPr>
+            <w:r/>
+            <w:r>
+              <w:rPr>
+                <w:rFonts w:ascii="Times New Roman" w:hAnsi="Times New Roman"/>
+                <w:b w:val="0"/>
+                <w:i w:val="0"/>
+                <w:sz w:val="22"/>
+              </w:rPr>
+              <w:t>Figure 4.4</w:t>
+            </w:r>
+          </w:p>
+        </w:tc>
+        <w:tc>
+          <w:tcPr>
+            <w:tcW w:type="dxa" w:w="2771"/>
+          </w:tcPr>
+          <w:p>
+            <w:pPr>
+              <w:spacing w:before="40" w:after="40"/>
+            </w:pPr>
+            <w:r/>
+            <w:r>
+              <w:rPr>
+                <w:rFonts w:ascii="Times New Roman" w:hAnsi="Times New Roman"/>
+                <w:b w:val="0"/>
+                <w:i w:val="0"/>
+                <w:sz w:val="22"/>
+              </w:rPr>
+              <w:t>RL Agent Tab with Ensemble Algorithm Selected</w:t>
+            </w:r>
+          </w:p>
+        </w:tc>
+        <w:tc>
+          <w:tcPr>
+            <w:tcW w:type="dxa" w:w="2771"/>
+          </w:tcPr>
+          <w:p>
+            <w:pPr>
+              <w:spacing w:before="40" w:after="40"/>
+            </w:pPr>
+            <w:r/>
+            <w:r>
+              <w:rPr>
+                <w:rFonts w:ascii="Times New Roman" w:hAnsi="Times New Roman"/>
+                <w:b w:val="0"/>
+                <w:i/>
+                <w:sz w:val="22"/>
+              </w:rPr>
+            </w:r>
+          </w:p>
+        </w:tc>
+      </w:tr>
+      <w:tr>
+        <w:tc>
+          <w:tcPr>
+            <w:tcW w:type="dxa" w:w="2771"/>
+          </w:tcPr>
+          <w:p>
+            <w:pPr>
+              <w:spacing w:before="40" w:after="40"/>
+            </w:pPr>
+            <w:r/>
+            <w:r>
+              <w:rPr>
+                <w:rFonts w:ascii="Times New Roman" w:hAnsi="Times New Roman"/>
+                <w:b w:val="0"/>
+                <w:i w:val="0"/>
+                <w:sz w:val="22"/>
+              </w:rPr>
+              <w:t>Figure 4.5</w:t>
+            </w:r>
+          </w:p>
+        </w:tc>
+        <w:tc>
+          <w:tcPr>
+            <w:tcW w:type="dxa" w:w="2771"/>
+          </w:tcPr>
+          <w:p>
+            <w:pPr>
+              <w:spacing w:before="40" w:after="40"/>
+            </w:pPr>
+            <w:r/>
+            <w:r>
+              <w:rPr>
+                <w:rFonts w:ascii="Times New Roman" w:hAnsi="Times New Roman"/>
+                <w:b w:val="0"/>
+                <w:i w:val="0"/>
+                <w:sz w:val="22"/>
+              </w:rPr>
+              <w:t>RL Algorithm Comparison Table from Dashboard</w:t>
+            </w:r>
+          </w:p>
+        </w:tc>
+        <w:tc>
+          <w:tcPr>
+            <w:tcW w:type="dxa" w:w="2771"/>
+          </w:tcPr>
+          <w:p>
+            <w:pPr>
+              <w:spacing w:before="40" w:after="40"/>
+            </w:pPr>
+            <w:r/>
+            <w:r>
+              <w:rPr>
+                <w:rFonts w:ascii="Times New Roman" w:hAnsi="Times New Roman"/>
+                <w:b w:val="0"/>
+                <w:i/>
+                <w:sz w:val="22"/>
+              </w:rPr>
+            </w:r>
+          </w:p>
+        </w:tc>
+      </w:tr>
+      <w:tr>
+        <w:tc>
+          <w:tcPr>
+            <w:tcW w:type="dxa" w:w="2771"/>
+          </w:tcPr>
+          <w:p>
+            <w:pPr>
+              <w:spacing w:before="40" w:after="40"/>
+            </w:pPr>
+            <w:r/>
+            <w:r>
+              <w:rPr>
+                <w:rFonts w:ascii="Times New Roman" w:hAnsi="Times New Roman"/>
+                <w:b w:val="0"/>
+                <w:i w:val="0"/>
+                <w:sz w:val="22"/>
+              </w:rPr>
+              <w:t>Figure 4.6</w:t>
+            </w:r>
+          </w:p>
+        </w:tc>
+        <w:tc>
+          <w:tcPr>
+            <w:tcW w:type="dxa" w:w="2771"/>
+          </w:tcPr>
+          <w:p>
+            <w:pPr>
+              <w:spacing w:before="40" w:after="40"/>
+            </w:pPr>
+            <w:r/>
+            <w:r>
+              <w:rPr>
+                <w:rFonts w:ascii="Times New Roman" w:hAnsi="Times New Roman"/>
+                <w:b w:val="0"/>
+                <w:i w:val="0"/>
+                <w:sz w:val="22"/>
+              </w:rPr>
+              <w:t>Sentiment Analysis Tab Showing Live FinBERT Scores</w:t>
+            </w:r>
+          </w:p>
+        </w:tc>
+        <w:tc>
+          <w:tcPr>
+            <w:tcW w:type="dxa" w:w="2771"/>
+          </w:tcPr>
+          <w:p>
+            <w:pPr>
+              <w:spacing w:before="40" w:after="40"/>
+            </w:pPr>
+            <w:r/>
+            <w:r>
+              <w:rPr>
+                <w:rFonts w:ascii="Times New Roman" w:hAnsi="Times New Roman"/>
+                <w:b w:val="0"/>
+                <w:i/>
+                <w:sz w:val="22"/>
+              </w:rPr>
+            </w:r>
+          </w:p>
+        </w:tc>
+      </w:tr>
+      <w:tr>
+        <w:tc>
+          <w:tcPr>
+            <w:tcW w:type="dxa" w:w="2771"/>
+          </w:tcPr>
+          <w:p>
+            <w:pPr>
+              <w:spacing w:before="40" w:after="40"/>
+            </w:pPr>
+            <w:r/>
+            <w:r>
+              <w:rPr>
+                <w:rFonts w:ascii="Times New Roman" w:hAnsi="Times New Roman"/>
+                <w:b w:val="0"/>
+                <w:i w:val="0"/>
+                <w:sz w:val="22"/>
+              </w:rPr>
+              <w:t>Figure 4.7</w:t>
+            </w:r>
+          </w:p>
+        </w:tc>
+        <w:tc>
+          <w:tcPr>
+            <w:tcW w:type="dxa" w:w="2771"/>
+          </w:tcPr>
+          <w:p>
+            <w:pPr>
+              <w:spacing w:before="40" w:after="40"/>
+            </w:pPr>
+            <w:r/>
+            <w:r>
+              <w:rPr>
+                <w:rFonts w:ascii="Times New Roman" w:hAnsi="Times New Roman"/>
+                <w:b w:val="0"/>
+                <w:i w:val="0"/>
+                <w:sz w:val="22"/>
+              </w:rPr>
+              <w:t>Graph Visualization Tab with All Three Edge Types Enabled</w:t>
+            </w:r>
+          </w:p>
+        </w:tc>
+        <w:tc>
+          <w:tcPr>
+            <w:tcW w:type="dxa" w:w="2771"/>
+          </w:tcPr>
+          <w:p>
+            <w:pPr>
+              <w:spacing w:before="40" w:after="40"/>
+            </w:pPr>
+            <w:r/>
+            <w:r>
+              <w:rPr>
+                <w:rFonts w:ascii="Times New Roman" w:hAnsi="Times New Roman"/>
+                <w:b w:val="0"/>
+                <w:i/>
+                <w:sz w:val="22"/>
+              </w:rPr>
+            </w:r>
+          </w:p>
+        </w:tc>
+      </w:tr>
+      <w:tr>
+        <w:tc>
+          <w:tcPr>
+            <w:tcW w:type="dxa" w:w="2771"/>
+          </w:tcPr>
+          <w:p>
+            <w:pPr>
+              <w:spacing w:before="40" w:after="40"/>
+            </w:pPr>
+            <w:r/>
+            <w:r>
+              <w:rPr>
+                <w:rFonts w:ascii="Times New Roman" w:hAnsi="Times New Roman"/>
+                <w:b w:val="0"/>
+                <w:i w:val="0"/>
+                <w:sz w:val="22"/>
+              </w:rPr>
+              <w:t>Figure 4.8</w:t>
+            </w:r>
+          </w:p>
+        </w:tc>
+        <w:tc>
+          <w:tcPr>
+            <w:tcW w:type="dxa" w:w="2771"/>
+          </w:tcPr>
+          <w:p>
+            <w:pPr>
+              <w:spacing w:before="40" w:after="40"/>
+            </w:pPr>
+            <w:r/>
+            <w:r>
+              <w:rPr>
+                <w:rFonts w:ascii="Times New Roman" w:hAnsi="Times New Roman"/>
+                <w:b w:val="0"/>
+                <w:i w:val="0"/>
+                <w:sz w:val="22"/>
+              </w:rPr>
+              <w:t>Stress Testing Tab Showing Monte Carlo Simulation Fan Chart</w:t>
+            </w:r>
+          </w:p>
+        </w:tc>
+        <w:tc>
+          <w:tcPr>
+            <w:tcW w:type="dxa" w:w="2771"/>
+          </w:tcPr>
+          <w:p>
+            <w:pPr>
+              <w:spacing w:before="40" w:after="40"/>
+            </w:pPr>
+            <w:r/>
+            <w:r>
+              <w:rPr>
+                <w:rFonts w:ascii="Times New Roman" w:hAnsi="Times New Roman"/>
+                <w:b w:val="0"/>
+                <w:i/>
+                <w:sz w:val="22"/>
+              </w:rPr>
+            </w:r>
+          </w:p>
+        </w:tc>
+      </w:tr>
+      <w:tr>
+        <w:tc>
+          <w:tcPr>
+            <w:tcW w:type="dxa" w:w="2771"/>
+          </w:tcPr>
+          <w:p>
+            <w:pPr>
+              <w:spacing w:before="40" w:after="40"/>
+            </w:pPr>
+            <w:r/>
+            <w:r>
+              <w:rPr>
+                <w:rFonts w:ascii="Times New Roman" w:hAnsi="Times New Roman"/>
+                <w:b w:val="0"/>
+                <w:i w:val="0"/>
+                <w:sz w:val="22"/>
+              </w:rPr>
+              <w:t>Figure 4.9</w:t>
+            </w:r>
+          </w:p>
+        </w:tc>
+        <w:tc>
+          <w:tcPr>
+            <w:tcW w:type="dxa" w:w="2771"/>
+          </w:tcPr>
+          <w:p>
+            <w:pPr>
+              <w:spacing w:before="40" w:after="40"/>
+            </w:pPr>
+            <w:r/>
+            <w:r>
+              <w:rPr>
+                <w:rFonts w:ascii="Times New Roman" w:hAnsi="Times New Roman"/>
+                <w:b w:val="0"/>
+                <w:i w:val="0"/>
+                <w:sz w:val="22"/>
+              </w:rPr>
+              <w:t>Federated Learning Tab Showing Convergence and Privacy Budget</w:t>
+            </w:r>
+          </w:p>
+        </w:tc>
+        <w:tc>
+          <w:tcPr>
+            <w:tcW w:type="dxa" w:w="2771"/>
+          </w:tcPr>
+          <w:p>
+            <w:pPr>
+              <w:spacing w:before="40" w:after="40"/>
+            </w:pPr>
+            <w:r/>
+            <w:r>
+              <w:rPr>
+                <w:rFonts w:ascii="Times New Roman" w:hAnsi="Times New Roman"/>
+                <w:b w:val="0"/>
+                <w:i/>
+                <w:sz w:val="22"/>
+              </w:rPr>
+            </w:r>
+          </w:p>
+        </w:tc>
+      </w:tr>
+      <w:tr>
+        <w:tc>
+          <w:tcPr>
+            <w:tcW w:type="dxa" w:w="2771"/>
+          </w:tcPr>
+          <w:p>
+            <w:pPr>
+              <w:spacing w:before="40" w:after="40"/>
+            </w:pPr>
+            <w:r/>
+            <w:r>
+              <w:rPr>
+                <w:rFonts w:ascii="Times New Roman" w:hAnsi="Times New Roman"/>
+                <w:b w:val="0"/>
+                <w:i w:val="0"/>
+                <w:sz w:val="22"/>
+              </w:rPr>
+              <w:t>Figure 4.10</w:t>
+            </w:r>
+          </w:p>
+        </w:tc>
+        <w:tc>
+          <w:tcPr>
+            <w:tcW w:type="dxa" w:w="2771"/>
+          </w:tcPr>
+          <w:p>
+            <w:pPr>
+              <w:spacing w:before="40" w:after="40"/>
+            </w:pPr>
+            <w:r/>
+            <w:r>
+              <w:rPr>
+                <w:rFonts w:ascii="Times New Roman" w:hAnsi="Times New Roman"/>
+                <w:b w:val="0"/>
+                <w:i w:val="0"/>
+                <w:sz w:val="22"/>
+              </w:rPr>
+              <w:t>Pipeline Workflow Tab Showing 15-Stage Animated Data Flow</w:t>
+            </w:r>
+          </w:p>
+        </w:tc>
+        <w:tc>
+          <w:tcPr>
+            <w:tcW w:type="dxa" w:w="2771"/>
+          </w:tcPr>
+          <w:p>
+            <w:pPr>
+              <w:spacing w:before="40" w:after="40"/>
+            </w:pPr>
+            <w:r/>
+            <w:r>
+              <w:rPr>
+                <w:rFonts w:ascii="Times New Roman" w:hAnsi="Times New Roman"/>
+                <w:b w:val="0"/>
+                <w:i/>
+                <w:sz w:val="22"/>
+              </w:rPr>
+            </w:r>
+          </w:p>
+        </w:tc>
+      </w:tr>
+      <w:tr>
+        <w:tc>
+          <w:tcPr>
+            <w:tcW w:type="dxa" w:w="2771"/>
+          </w:tcPr>
+          <w:p>
+            <w:pPr>
+              <w:spacing w:before="40" w:after="40"/>
+            </w:pPr>
+            <w:r/>
+            <w:r>
+              <w:rPr>
+                <w:rFonts w:ascii="Times New Roman" w:hAnsi="Times New Roman"/>
+                <w:b w:val="0"/>
+                <w:i w:val="0"/>
+                <w:sz w:val="22"/>
+              </w:rPr>
+              <w:t>Figure 4.11</w:t>
+            </w:r>
+          </w:p>
+        </w:tc>
+        <w:tc>
+          <w:tcPr>
+            <w:tcW w:type="dxa" w:w="2771"/>
+          </w:tcPr>
+          <w:p>
+            <w:pPr>
+              <w:spacing w:before="40" w:after="40"/>
+            </w:pPr>
+            <w:r/>
+            <w:r>
+              <w:rPr>
+                <w:rFonts w:ascii="Times New Roman" w:hAnsi="Times New Roman"/>
+                <w:b w:val="0"/>
+                <w:i w:val="0"/>
+                <w:sz w:val="22"/>
+              </w:rPr>
+              <w:t>Future Prediction Tab Showing Black Bootstrap Simulation Paths</w:t>
+            </w:r>
+          </w:p>
+        </w:tc>
+        <w:tc>
+          <w:tcPr>
+            <w:tcW w:type="dxa" w:w="2771"/>
+          </w:tcPr>
+          <w:p>
+            <w:pPr>
+              <w:spacing w:before="40" w:after="40"/>
+            </w:pPr>
+            <w:r/>
+            <w:r>
+              <w:rPr>
+                <w:rFonts w:ascii="Times New Roman" w:hAnsi="Times New Roman"/>
+                <w:b w:val="0"/>
+                <w:i/>
+                <w:sz w:val="22"/>
+              </w:rPr>
+            </w:r>
+          </w:p>
+        </w:tc>
+      </w:tr>
+      <w:tr>
+        <w:tc>
+          <w:tcPr>
+            <w:tcW w:type="dxa" w:w="2771"/>
+          </w:tcPr>
+          <w:p>
+            <w:pPr>
+              <w:spacing w:before="40" w:after="40"/>
+            </w:pPr>
+            <w:r/>
+            <w:r>
+              <w:rPr>
+                <w:rFonts w:ascii="Times New Roman" w:hAnsi="Times New Roman"/>
+                <w:b w:val="0"/>
+                <w:i w:val="0"/>
+                <w:sz w:val="22"/>
+              </w:rPr>
+              <w:t>Figure 5.1</w:t>
+            </w:r>
+          </w:p>
+        </w:tc>
+        <w:tc>
+          <w:tcPr>
+            <w:tcW w:type="dxa" w:w="2771"/>
+          </w:tcPr>
+          <w:p>
+            <w:pPr>
+              <w:spacing w:before="40" w:after="40"/>
+            </w:pPr>
+            <w:r/>
+            <w:r>
+              <w:rPr>
+                <w:rFonts w:ascii="Times New Roman" w:hAnsi="Times New Roman"/>
+                <w:b w:val="0"/>
+                <w:i w:val="0"/>
+                <w:sz w:val="22"/>
+              </w:rPr>
+              <w:t>Benchmark Growth Chart: Portfolio vs NIFTY 50 vs Fixed Deposit</w:t>
+            </w:r>
+          </w:p>
+        </w:tc>
+        <w:tc>
+          <w:tcPr>
+            <w:tcW w:type="dxa" w:w="2771"/>
+          </w:tcPr>
+          <w:p>
+            <w:pPr>
+              <w:spacing w:before="40" w:after="40"/>
+            </w:pPr>
+            <w:r/>
+            <w:r>
+              <w:rPr>
+                <w:rFonts w:ascii="Times New Roman" w:hAnsi="Times New Roman"/>
+                <w:b w:val="0"/>
+                <w:i/>
+                <w:sz w:val="22"/>
+              </w:rPr>
+            </w:r>
+          </w:p>
+        </w:tc>
+      </w:tr>
+      <w:tr>
+        <w:tc>
+          <w:tcPr>
+            <w:tcW w:type="dxa" w:w="2771"/>
+          </w:tcPr>
+          <w:p>
+            <w:pPr>
+              <w:spacing w:before="40" w:after="40"/>
+            </w:pPr>
+            <w:r/>
+            <w:r>
+              <w:rPr>
+                <w:rFonts w:ascii="Times New Roman" w:hAnsi="Times New Roman"/>
+                <w:b w:val="0"/>
+                <w:i w:val="0"/>
+                <w:sz w:val="22"/>
+              </w:rPr>
+              <w:t>Figure A.1</w:t>
+            </w:r>
+          </w:p>
+        </w:tc>
+        <w:tc>
+          <w:tcPr>
+            <w:tcW w:type="dxa" w:w="2771"/>
+          </w:tcPr>
+          <w:p>
+            <w:pPr>
+              <w:spacing w:before="40" w:after="40"/>
+            </w:pPr>
+            <w:r/>
+            <w:r>
+              <w:rPr>
+                <w:rFonts w:ascii="Times New Roman" w:hAnsi="Times New Roman"/>
+                <w:b w:val="0"/>
+                <w:i w:val="0"/>
+                <w:sz w:val="22"/>
+              </w:rPr>
+              <w:t>Complete FINQUANT-NEXUS System Architecture Diagram</w:t>
+            </w:r>
+          </w:p>
+        </w:tc>
+        <w:tc>
+          <w:tcPr>
+            <w:tcW w:type="dxa" w:w="2771"/>
+          </w:tcPr>
+          <w:p>
+            <w:pPr>
+              <w:spacing w:before="40" w:after="40"/>
+            </w:pPr>
+            <w:r/>
+            <w:r>
+              <w:rPr>
+                <w:rFonts w:ascii="Times New Roman" w:hAnsi="Times New Roman"/>
+                <w:b w:val="0"/>
+                <w:i/>
+                <w:sz w:val="22"/>
+              </w:rPr>
+            </w:r>
+          </w:p>
+        </w:tc>
+      </w:tr>
+    </w:tbl>
+    <w:p/>
+    <w:p>
+      <w:pPr>
+        <w:spacing w:before="40" w:after="40" w:line="360" w:lineRule="auto"/>
+      </w:pPr>
       <w:r>
         <w:rPr>
           <w:rFonts w:ascii="Times New Roman" w:hAnsi="Times New Roman"/>
-          <w:b w:val="0"/>
           <w:i/>
-          <w:sz w:val="24"/>
+          <w:color w:val="505050"/>
+          <w:sz w:val="22"/>
         </w:rPr>
-        <w:t>(Annexure-VII — update after all figures are placed)</w:t>
-      </w:r>
-      <w:r>
-        <w:rPr>
-          <w:rFonts w:ascii="Times New Roman" w:hAnsi="Times New Roman"/>
-          <w:b w:val="0"/>
-          <w:i w:val="0"/>
-          <w:sz w:val="24"/>
-        </w:rPr>
-      </w:r>
-    </w:p>
-    <w:p>
-      <w:pPr>
-        <w:spacing w:before="80" w:after="80" w:line="360" w:lineRule="auto"/>
-        <w:shd w:val="clear" w:color="auto" w:fill="F2F2F2"/>
-      </w:pPr>
-      <w:r>
-        <w:rPr>
-          <w:rFonts w:ascii="Courier New" w:hAnsi="Courier New"/>
-          <w:sz w:val="18"/>
-        </w:rPr>
-        <w:t>LIST OF FIGURES</w:t>
-        <w:br/>
-        <w:br/>
-        <w:t>Figure 3.1   Overall System Architecture Diagram                           30</w:t>
-        <w:br/>
-        <w:t>Figure 3.4   Sentiment Analysis Pipeline: News Sources to RL Observation   40</w:t>
-        <w:br/>
-        <w:t>Figure 3.5   Stock Relationship Graph with All Three Edge Types             44</w:t>
-        <w:br/>
-        <w:t>Figure 3.6   Temporal Graph Attention Network Architecture                 46</w:t>
-        <w:br/>
-        <w:t>Figure 3.7   RL Environment State-Action-Reward Cycle                      50</w:t>
-        <w:br/>
-        <w:t>Figure 3.8   Federated Learning System: FedProx vs FedAvg Convergence      62</w:t>
-        <w:br/>
-        <w:t>Figure 4.1   Sample NIFTY 50 Stock Price Chart (2015–2025)                 69</w:t>
-        <w:br/>
-        <w:t>Figure 4.2   Portfolio Analytics Tab — Five Performance Metric Cards        72</w:t>
-        <w:br/>
-        <w:t>Figure 4.3   Growth Chart: Portfolio vs NIFTY 50 Index vs Fixed Deposit    73</w:t>
-        <w:br/>
-        <w:t>Figure 4.4   RL Agent Tab — Ensemble Algorithm Selected                     75</w:t>
-        <w:br/>
-        <w:t>Figure 4.5   RL Algorithm Comparison Table from Dashboard                   77</w:t>
-        <w:br/>
-        <w:t>Figure 4.6   Sentiment Analysis Tab — Live FinBERT Scores                   80</w:t>
-        <w:br/>
-        <w:t>Figure 4.7   Graph Visualization Tab — All Three Edge Types Enabled         83</w:t>
-        <w:br/>
-        <w:t>Figure 4.8   Stress Testing Tab — Monte Carlo Fan Chart                     86</w:t>
-        <w:br/>
-        <w:t>Figure 4.9   Federated Learning Tab — Convergence and Privacy Budget        89</w:t>
-        <w:br/>
-        <w:t>Figure 4.10  Pipeline Workflow Tab — 15-Stage Animated Data Flow            93</w:t>
-        <w:br/>
-        <w:t>Figure 4.11  Future Prediction Tab — Black Bootstrap Simulation Paths       94</w:t>
-        <w:br/>
-        <w:t>Figure 5.1   Benchmark Growth Chart: Portfolio vs NIFTY 50 vs FD           96</w:t>
-        <w:br/>
-        <w:t>Figure A.1   Complete FINQUANT-NEXUS System Architecture                   128</w:t>
-      </w:r>
-    </w:p>
-    <w:p>
-      <w:pPr>
-        <w:spacing w:before="80" w:after="80" w:line="360" w:lineRule="auto"/>
-      </w:pPr>
-      <w:r>
-        <w:rPr>
-          <w:color w:val="B4B4B4"/>
-          <w:sz w:val="20"/>
-        </w:rPr>
-        <w:t>------------------------------------------------------------</w:t>
+        <w:t>Note: Page numbers marked * are to be updated after final Word assembly and pagination.</w:t>
       </w:r>
     </w:p>
     <w:p>
@@ -1196,90 +2266,1081 @@
     </w:p>
     <w:p>
       <w:pPr>
-        <w:spacing w:before="0" w:after="120" w:line="360" w:lineRule="auto"/>
+        <w:spacing w:before="240" w:after="80" w:line="360" w:lineRule="auto"/>
       </w:pPr>
       <w:r>
         <w:rPr>
           <w:rFonts w:ascii="Times New Roman" w:hAnsi="Times New Roman"/>
-          <w:b w:val="0"/>
+          <w:b/>
           <w:i w:val="0"/>
-          <w:sz w:val="24"/>
+          <w:sz w:val="28"/>
         </w:rPr>
+        <w:t>LIST OF TABLES</w:t>
       </w:r>
+    </w:p>
+    <w:tbl>
+      <w:tblPr>
+        <w:tblStyle w:val="TableGrid"/>
+        <w:tblW w:type="auto" w:w="0"/>
+        <w:tblLook w:firstColumn="1" w:firstRow="1" w:lastColumn="0" w:lastRow="0" w:noHBand="0" w:noVBand="1" w:val="04A0"/>
+      </w:tblPr>
+      <w:tblGrid>
+        <w:gridCol w:w="2771"/>
+        <w:gridCol w:w="2771"/>
+        <w:gridCol w:w="2771"/>
+      </w:tblGrid>
+      <w:tr>
+        <w:tc>
+          <w:tcPr>
+            <w:tcW w:type="dxa" w:w="2771"/>
+          </w:tcPr>
+          <w:p>
+            <w:pPr>
+              <w:spacing w:before="40" w:after="40"/>
+            </w:pPr>
+            <w:r/>
+            <w:r>
+              <w:rPr>
+                <w:rFonts w:ascii="Times New Roman" w:hAnsi="Times New Roman"/>
+                <w:b/>
+                <w:i w:val="0"/>
+                <w:sz w:val="22"/>
+              </w:rPr>
+              <w:t>Table No.</w:t>
+            </w:r>
+          </w:p>
+        </w:tc>
+        <w:tc>
+          <w:tcPr>
+            <w:tcW w:type="dxa" w:w="2771"/>
+          </w:tcPr>
+          <w:p>
+            <w:pPr>
+              <w:spacing w:before="40" w:after="40"/>
+            </w:pPr>
+            <w:r/>
+            <w:r>
+              <w:rPr>
+                <w:rFonts w:ascii="Times New Roman" w:hAnsi="Times New Roman"/>
+                <w:b/>
+                <w:i w:val="0"/>
+                <w:sz w:val="22"/>
+              </w:rPr>
+              <w:t>Title</w:t>
+            </w:r>
+          </w:p>
+        </w:tc>
+        <w:tc>
+          <w:tcPr>
+            <w:tcW w:type="dxa" w:w="2771"/>
+          </w:tcPr>
+          <w:p>
+            <w:pPr>
+              <w:spacing w:before="40" w:after="40"/>
+            </w:pPr>
+            <w:r/>
+            <w:r>
+              <w:rPr>
+                <w:rFonts w:ascii="Times New Roman" w:hAnsi="Times New Roman"/>
+                <w:b/>
+                <w:i w:val="0"/>
+                <w:sz w:val="22"/>
+              </w:rPr>
+              <w:t>Page</w:t>
+            </w:r>
+          </w:p>
+        </w:tc>
+      </w:tr>
+      <w:tr>
+        <w:tc>
+          <w:tcPr>
+            <w:tcW w:type="dxa" w:w="2771"/>
+          </w:tcPr>
+          <w:p>
+            <w:pPr>
+              <w:spacing w:before="40" w:after="40"/>
+            </w:pPr>
+            <w:r/>
+            <w:r>
+              <w:rPr>
+                <w:rFonts w:ascii="Times New Roman" w:hAnsi="Times New Roman"/>
+                <w:b w:val="0"/>
+                <w:i w:val="0"/>
+                <w:sz w:val="22"/>
+              </w:rPr>
+              <w:t>Table 2.1</w:t>
+            </w:r>
+          </w:p>
+        </w:tc>
+        <w:tc>
+          <w:tcPr>
+            <w:tcW w:type="dxa" w:w="2771"/>
+          </w:tcPr>
+          <w:p>
+            <w:pPr>
+              <w:spacing w:before="40" w:after="40"/>
+            </w:pPr>
+            <w:r/>
+            <w:r>
+              <w:rPr>
+                <w:rFonts w:ascii="Times New Roman" w:hAnsi="Times New Roman"/>
+                <w:b w:val="0"/>
+                <w:i w:val="0"/>
+                <w:sz w:val="22"/>
+              </w:rPr>
+              <w:t>Comparison of Related Works in RL Portfolio Optimisation</w:t>
+            </w:r>
+          </w:p>
+        </w:tc>
+        <w:tc>
+          <w:tcPr>
+            <w:tcW w:type="dxa" w:w="2771"/>
+          </w:tcPr>
+          <w:p>
+            <w:pPr>
+              <w:spacing w:before="40" w:after="40"/>
+            </w:pPr>
+            <w:r/>
+            <w:r>
+              <w:rPr>
+                <w:rFonts w:ascii="Times New Roman" w:hAnsi="Times New Roman"/>
+                <w:b w:val="0"/>
+                <w:i/>
+                <w:sz w:val="22"/>
+              </w:rPr>
+            </w:r>
+          </w:p>
+        </w:tc>
+      </w:tr>
+      <w:tr>
+        <w:tc>
+          <w:tcPr>
+            <w:tcW w:type="dxa" w:w="2771"/>
+          </w:tcPr>
+          <w:p>
+            <w:pPr>
+              <w:spacing w:before="40" w:after="40"/>
+            </w:pPr>
+            <w:r/>
+            <w:r>
+              <w:rPr>
+                <w:rFonts w:ascii="Times New Roman" w:hAnsi="Times New Roman"/>
+                <w:b w:val="0"/>
+                <w:i w:val="0"/>
+                <w:sz w:val="22"/>
+              </w:rPr>
+              <w:t>Table 3.1</w:t>
+            </w:r>
+          </w:p>
+        </w:tc>
+        <w:tc>
+          <w:tcPr>
+            <w:tcW w:type="dxa" w:w="2771"/>
+          </w:tcPr>
+          <w:p>
+            <w:pPr>
+              <w:spacing w:before="40" w:after="40"/>
+            </w:pPr>
+            <w:r/>
+            <w:r>
+              <w:rPr>
+                <w:rFonts w:ascii="Times New Roman" w:hAnsi="Times New Roman"/>
+                <w:b w:val="0"/>
+                <w:i w:val="0"/>
+                <w:sz w:val="22"/>
+              </w:rPr>
+              <w:t>Dataset Statistics: NIFTY 50 Constituent Stocks</w:t>
+            </w:r>
+          </w:p>
+        </w:tc>
+        <w:tc>
+          <w:tcPr>
+            <w:tcW w:type="dxa" w:w="2771"/>
+          </w:tcPr>
+          <w:p>
+            <w:pPr>
+              <w:spacing w:before="40" w:after="40"/>
+            </w:pPr>
+            <w:r/>
+            <w:r>
+              <w:rPr>
+                <w:rFonts w:ascii="Times New Roman" w:hAnsi="Times New Roman"/>
+                <w:b w:val="0"/>
+                <w:i/>
+                <w:sz w:val="22"/>
+              </w:rPr>
+            </w:r>
+          </w:p>
+        </w:tc>
+      </w:tr>
+      <w:tr>
+        <w:tc>
+          <w:tcPr>
+            <w:tcW w:type="dxa" w:w="2771"/>
+          </w:tcPr>
+          <w:p>
+            <w:pPr>
+              <w:spacing w:before="40" w:after="40"/>
+            </w:pPr>
+            <w:r/>
+            <w:r>
+              <w:rPr>
+                <w:rFonts w:ascii="Times New Roman" w:hAnsi="Times New Roman"/>
+                <w:b w:val="0"/>
+                <w:i w:val="0"/>
+                <w:sz w:val="22"/>
+              </w:rPr>
+              <w:t>Table 3.2</w:t>
+            </w:r>
+          </w:p>
+        </w:tc>
+        <w:tc>
+          <w:tcPr>
+            <w:tcW w:type="dxa" w:w="2771"/>
+          </w:tcPr>
+          <w:p>
+            <w:pPr>
+              <w:spacing w:before="40" w:after="40"/>
+            </w:pPr>
+            <w:r/>
+            <w:r>
+              <w:rPr>
+                <w:rFonts w:ascii="Times New Roman" w:hAnsi="Times New Roman"/>
+                <w:b w:val="0"/>
+                <w:i w:val="0"/>
+                <w:sz w:val="22"/>
+              </w:rPr>
+              <w:t>21 Technical Indicators: Name, Type, Window, and Purpose</w:t>
+            </w:r>
+          </w:p>
+        </w:tc>
+        <w:tc>
+          <w:tcPr>
+            <w:tcW w:type="dxa" w:w="2771"/>
+          </w:tcPr>
+          <w:p>
+            <w:pPr>
+              <w:spacing w:before="40" w:after="40"/>
+            </w:pPr>
+            <w:r/>
+            <w:r>
+              <w:rPr>
+                <w:rFonts w:ascii="Times New Roman" w:hAnsi="Times New Roman"/>
+                <w:b w:val="0"/>
+                <w:i/>
+                <w:sz w:val="22"/>
+              </w:rPr>
+            </w:r>
+          </w:p>
+        </w:tc>
+      </w:tr>
+      <w:tr>
+        <w:tc>
+          <w:tcPr>
+            <w:tcW w:type="dxa" w:w="2771"/>
+          </w:tcPr>
+          <w:p>
+            <w:pPr>
+              <w:spacing w:before="40" w:after="40"/>
+            </w:pPr>
+            <w:r/>
+            <w:r>
+              <w:rPr>
+                <w:rFonts w:ascii="Times New Roman" w:hAnsi="Times New Roman"/>
+                <w:b w:val="0"/>
+                <w:i w:val="0"/>
+                <w:sz w:val="22"/>
+              </w:rPr>
+              <w:t>Table 3.3</w:t>
+            </w:r>
+          </w:p>
+        </w:tc>
+        <w:tc>
+          <w:tcPr>
+            <w:tcW w:type="dxa" w:w="2771"/>
+          </w:tcPr>
+          <w:p>
+            <w:pPr>
+              <w:spacing w:before="40" w:after="40"/>
+            </w:pPr>
+            <w:r/>
+            <w:r>
+              <w:rPr>
+                <w:rFonts w:ascii="Times New Roman" w:hAnsi="Times New Roman"/>
+                <w:b w:val="0"/>
+                <w:i w:val="0"/>
+                <w:sz w:val="22"/>
+              </w:rPr>
+              <w:t>RL Algorithm Hyperparameters</w:t>
+            </w:r>
+          </w:p>
+        </w:tc>
+        <w:tc>
+          <w:tcPr>
+            <w:tcW w:type="dxa" w:w="2771"/>
+          </w:tcPr>
+          <w:p>
+            <w:pPr>
+              <w:spacing w:before="40" w:after="40"/>
+            </w:pPr>
+            <w:r/>
+            <w:r>
+              <w:rPr>
+                <w:rFonts w:ascii="Times New Roman" w:hAnsi="Times New Roman"/>
+                <w:b w:val="0"/>
+                <w:i/>
+                <w:sz w:val="22"/>
+              </w:rPr>
+            </w:r>
+          </w:p>
+        </w:tc>
+      </w:tr>
+      <w:tr>
+        <w:tc>
+          <w:tcPr>
+            <w:tcW w:type="dxa" w:w="2771"/>
+          </w:tcPr>
+          <w:p>
+            <w:pPr>
+              <w:spacing w:before="40" w:after="40"/>
+            </w:pPr>
+            <w:r/>
+            <w:r>
+              <w:rPr>
+                <w:rFonts w:ascii="Times New Roman" w:hAnsi="Times New Roman"/>
+                <w:b w:val="0"/>
+                <w:i w:val="0"/>
+                <w:sz w:val="22"/>
+              </w:rPr>
+              <w:t>Table 3.4</w:t>
+            </w:r>
+          </w:p>
+        </w:tc>
+        <w:tc>
+          <w:tcPr>
+            <w:tcW w:type="dxa" w:w="2771"/>
+          </w:tcPr>
+          <w:p>
+            <w:pPr>
+              <w:spacing w:before="40" w:after="40"/>
+            </w:pPr>
+            <w:r/>
+            <w:r>
+              <w:rPr>
+                <w:rFonts w:ascii="Times New Roman" w:hAnsi="Times New Roman"/>
+                <w:b w:val="0"/>
+                <w:i w:val="0"/>
+                <w:sz w:val="22"/>
+              </w:rPr>
+              <w:t>Federated Learning Client Sector Groups</w:t>
+            </w:r>
+          </w:p>
+        </w:tc>
+        <w:tc>
+          <w:tcPr>
+            <w:tcW w:type="dxa" w:w="2771"/>
+          </w:tcPr>
+          <w:p>
+            <w:pPr>
+              <w:spacing w:before="40" w:after="40"/>
+            </w:pPr>
+            <w:r/>
+            <w:r>
+              <w:rPr>
+                <w:rFonts w:ascii="Times New Roman" w:hAnsi="Times New Roman"/>
+                <w:b w:val="0"/>
+                <w:i/>
+                <w:sz w:val="22"/>
+              </w:rPr>
+            </w:r>
+          </w:p>
+        </w:tc>
+      </w:tr>
+      <w:tr>
+        <w:tc>
+          <w:tcPr>
+            <w:tcW w:type="dxa" w:w="2771"/>
+          </w:tcPr>
+          <w:p>
+            <w:pPr>
+              <w:spacing w:before="40" w:after="40"/>
+            </w:pPr>
+            <w:r/>
+            <w:r>
+              <w:rPr>
+                <w:rFonts w:ascii="Times New Roman" w:hAnsi="Times New Roman"/>
+                <w:b w:val="0"/>
+                <w:i w:val="0"/>
+                <w:sz w:val="22"/>
+              </w:rPr>
+              <w:t>Table 4.1</w:t>
+            </w:r>
+          </w:p>
+        </w:tc>
+        <w:tc>
+          <w:tcPr>
+            <w:tcW w:type="dxa" w:w="2771"/>
+          </w:tcPr>
+          <w:p>
+            <w:pPr>
+              <w:spacing w:before="40" w:after="40"/>
+            </w:pPr>
+            <w:r/>
+            <w:r>
+              <w:rPr>
+                <w:rFonts w:ascii="Times New Roman" w:hAnsi="Times New Roman"/>
+                <w:b w:val="0"/>
+                <w:i w:val="0"/>
+                <w:sz w:val="22"/>
+              </w:rPr>
+              <w:t>Development Environment Specifications</w:t>
+            </w:r>
+          </w:p>
+        </w:tc>
+        <w:tc>
+          <w:tcPr>
+            <w:tcW w:type="dxa" w:w="2771"/>
+          </w:tcPr>
+          <w:p>
+            <w:pPr>
+              <w:spacing w:before="40" w:after="40"/>
+            </w:pPr>
+            <w:r/>
+            <w:r>
+              <w:rPr>
+                <w:rFonts w:ascii="Times New Roman" w:hAnsi="Times New Roman"/>
+                <w:b w:val="0"/>
+                <w:i/>
+                <w:sz w:val="22"/>
+              </w:rPr>
+            </w:r>
+          </w:p>
+        </w:tc>
+      </w:tr>
+      <w:tr>
+        <w:tc>
+          <w:tcPr>
+            <w:tcW w:type="dxa" w:w="2771"/>
+          </w:tcPr>
+          <w:p>
+            <w:pPr>
+              <w:spacing w:before="40" w:after="40"/>
+            </w:pPr>
+            <w:r/>
+            <w:r>
+              <w:rPr>
+                <w:rFonts w:ascii="Times New Roman" w:hAnsi="Times New Roman"/>
+                <w:b w:val="0"/>
+                <w:i w:val="0"/>
+                <w:sz w:val="22"/>
+              </w:rPr>
+              <w:t>Table 4.2</w:t>
+            </w:r>
+          </w:p>
+        </w:tc>
+        <w:tc>
+          <w:tcPr>
+            <w:tcW w:type="dxa" w:w="2771"/>
+          </w:tcPr>
+          <w:p>
+            <w:pPr>
+              <w:spacing w:before="40" w:after="40"/>
+            </w:pPr>
+            <w:r/>
+            <w:r>
+              <w:rPr>
+                <w:rFonts w:ascii="Times New Roman" w:hAnsi="Times New Roman"/>
+                <w:b w:val="0"/>
+                <w:i w:val="0"/>
+                <w:sz w:val="22"/>
+              </w:rPr>
+              <w:t>Dataset Summary Statistics</w:t>
+            </w:r>
+          </w:p>
+        </w:tc>
+        <w:tc>
+          <w:tcPr>
+            <w:tcW w:type="dxa" w:w="2771"/>
+          </w:tcPr>
+          <w:p>
+            <w:pPr>
+              <w:spacing w:before="40" w:after="40"/>
+            </w:pPr>
+            <w:r/>
+            <w:r>
+              <w:rPr>
+                <w:rFonts w:ascii="Times New Roman" w:hAnsi="Times New Roman"/>
+                <w:b w:val="0"/>
+                <w:i/>
+                <w:sz w:val="22"/>
+              </w:rPr>
+            </w:r>
+          </w:p>
+        </w:tc>
+      </w:tr>
+      <w:tr>
+        <w:tc>
+          <w:tcPr>
+            <w:tcW w:type="dxa" w:w="2771"/>
+          </w:tcPr>
+          <w:p>
+            <w:pPr>
+              <w:spacing w:before="40" w:after="40"/>
+            </w:pPr>
+            <w:r/>
+            <w:r>
+              <w:rPr>
+                <w:rFonts w:ascii="Times New Roman" w:hAnsi="Times New Roman"/>
+                <w:b w:val="0"/>
+                <w:i w:val="0"/>
+                <w:sz w:val="22"/>
+              </w:rPr>
+              <w:t>Table 4.3</w:t>
+            </w:r>
+          </w:p>
+        </w:tc>
+        <w:tc>
+          <w:tcPr>
+            <w:tcW w:type="dxa" w:w="2771"/>
+          </w:tcPr>
+          <w:p>
+            <w:pPr>
+              <w:spacing w:before="40" w:after="40"/>
+            </w:pPr>
+            <w:r/>
+            <w:r>
+              <w:rPr>
+                <w:rFonts w:ascii="Times New Roman" w:hAnsi="Times New Roman"/>
+                <w:b w:val="0"/>
+                <w:i w:val="0"/>
+                <w:sz w:val="22"/>
+              </w:rPr>
+              <w:t>RL Algorithm Performance Comparison (Test Period 2024 to 2025)</w:t>
+            </w:r>
+          </w:p>
+        </w:tc>
+        <w:tc>
+          <w:tcPr>
+            <w:tcW w:type="dxa" w:w="2771"/>
+          </w:tcPr>
+          <w:p>
+            <w:pPr>
+              <w:spacing w:before="40" w:after="40"/>
+            </w:pPr>
+            <w:r/>
+            <w:r>
+              <w:rPr>
+                <w:rFonts w:ascii="Times New Roman" w:hAnsi="Times New Roman"/>
+                <w:b w:val="0"/>
+                <w:i/>
+                <w:sz w:val="22"/>
+              </w:rPr>
+            </w:r>
+          </w:p>
+        </w:tc>
+      </w:tr>
+      <w:tr>
+        <w:tc>
+          <w:tcPr>
+            <w:tcW w:type="dxa" w:w="2771"/>
+          </w:tcPr>
+          <w:p>
+            <w:pPr>
+              <w:spacing w:before="40" w:after="40"/>
+            </w:pPr>
+            <w:r/>
+            <w:r>
+              <w:rPr>
+                <w:rFonts w:ascii="Times New Roman" w:hAnsi="Times New Roman"/>
+                <w:b w:val="0"/>
+                <w:i w:val="0"/>
+                <w:sz w:val="22"/>
+              </w:rPr>
+              <w:t>Table 4.4</w:t>
+            </w:r>
+          </w:p>
+        </w:tc>
+        <w:tc>
+          <w:tcPr>
+            <w:tcW w:type="dxa" w:w="2771"/>
+          </w:tcPr>
+          <w:p>
+            <w:pPr>
+              <w:spacing w:before="40" w:after="40"/>
+            </w:pPr>
+            <w:r/>
+            <w:r>
+              <w:rPr>
+                <w:rFonts w:ascii="Times New Roman" w:hAnsi="Times New Roman"/>
+                <w:b w:val="0"/>
+                <w:i w:val="0"/>
+                <w:sz w:val="22"/>
+              </w:rPr>
+              <w:t>Stock Graph Statistics</w:t>
+            </w:r>
+          </w:p>
+        </w:tc>
+        <w:tc>
+          <w:tcPr>
+            <w:tcW w:type="dxa" w:w="2771"/>
+          </w:tcPr>
+          <w:p>
+            <w:pPr>
+              <w:spacing w:before="40" w:after="40"/>
+            </w:pPr>
+            <w:r/>
+            <w:r>
+              <w:rPr>
+                <w:rFonts w:ascii="Times New Roman" w:hAnsi="Times New Roman"/>
+                <w:b w:val="0"/>
+                <w:i/>
+                <w:sz w:val="22"/>
+              </w:rPr>
+            </w:r>
+          </w:p>
+        </w:tc>
+      </w:tr>
+      <w:tr>
+        <w:tc>
+          <w:tcPr>
+            <w:tcW w:type="dxa" w:w="2771"/>
+          </w:tcPr>
+          <w:p>
+            <w:pPr>
+              <w:spacing w:before="40" w:after="40"/>
+            </w:pPr>
+            <w:r/>
+            <w:r>
+              <w:rPr>
+                <w:rFonts w:ascii="Times New Roman" w:hAnsi="Times New Roman"/>
+                <w:b w:val="0"/>
+                <w:i w:val="0"/>
+                <w:sz w:val="22"/>
+              </w:rPr>
+              <w:t>Table 4.5</w:t>
+            </w:r>
+          </w:p>
+        </w:tc>
+        <w:tc>
+          <w:tcPr>
+            <w:tcW w:type="dxa" w:w="2771"/>
+          </w:tcPr>
+          <w:p>
+            <w:pPr>
+              <w:spacing w:before="40" w:after="40"/>
+            </w:pPr>
+            <w:r/>
+            <w:r>
+              <w:rPr>
+                <w:rFonts w:ascii="Times New Roman" w:hAnsi="Times New Roman"/>
+                <w:b w:val="0"/>
+                <w:i w:val="0"/>
+                <w:sz w:val="22"/>
+              </w:rPr>
+              <w:t>Stress Testing Risk Metrics: All Eight Scenarios</w:t>
+            </w:r>
+          </w:p>
+        </w:tc>
+        <w:tc>
+          <w:tcPr>
+            <w:tcW w:type="dxa" w:w="2771"/>
+          </w:tcPr>
+          <w:p>
+            <w:pPr>
+              <w:spacing w:before="40" w:after="40"/>
+            </w:pPr>
+            <w:r/>
+            <w:r>
+              <w:rPr>
+                <w:rFonts w:ascii="Times New Roman" w:hAnsi="Times New Roman"/>
+                <w:b w:val="0"/>
+                <w:i/>
+                <w:sz w:val="22"/>
+              </w:rPr>
+            </w:r>
+          </w:p>
+        </w:tc>
+      </w:tr>
+      <w:tr>
+        <w:tc>
+          <w:tcPr>
+            <w:tcW w:type="dxa" w:w="2771"/>
+          </w:tcPr>
+          <w:p>
+            <w:pPr>
+              <w:spacing w:before="40" w:after="40"/>
+            </w:pPr>
+            <w:r/>
+            <w:r>
+              <w:rPr>
+                <w:rFonts w:ascii="Times New Roman" w:hAnsi="Times New Roman"/>
+                <w:b w:val="0"/>
+                <w:i w:val="0"/>
+                <w:sz w:val="22"/>
+              </w:rPr>
+              <w:t>Table 4.6</w:t>
+            </w:r>
+          </w:p>
+        </w:tc>
+        <w:tc>
+          <w:tcPr>
+            <w:tcW w:type="dxa" w:w="2771"/>
+          </w:tcPr>
+          <w:p>
+            <w:pPr>
+              <w:spacing w:before="40" w:after="40"/>
+            </w:pPr>
+            <w:r/>
+            <w:r>
+              <w:rPr>
+                <w:rFonts w:ascii="Times New Roman" w:hAnsi="Times New Roman"/>
+                <w:b w:val="0"/>
+                <w:i w:val="0"/>
+                <w:sz w:val="22"/>
+              </w:rPr>
+              <w:t>Federated Learning Results Summary</w:t>
+            </w:r>
+          </w:p>
+        </w:tc>
+        <w:tc>
+          <w:tcPr>
+            <w:tcW w:type="dxa" w:w="2771"/>
+          </w:tcPr>
+          <w:p>
+            <w:pPr>
+              <w:spacing w:before="40" w:after="40"/>
+            </w:pPr>
+            <w:r/>
+            <w:r>
+              <w:rPr>
+                <w:rFonts w:ascii="Times New Roman" w:hAnsi="Times New Roman"/>
+                <w:b w:val="0"/>
+                <w:i/>
+                <w:sz w:val="22"/>
+              </w:rPr>
+            </w:r>
+          </w:p>
+        </w:tc>
+      </w:tr>
+      <w:tr>
+        <w:tc>
+          <w:tcPr>
+            <w:tcW w:type="dxa" w:w="2771"/>
+          </w:tcPr>
+          <w:p>
+            <w:pPr>
+              <w:spacing w:before="40" w:after="40"/>
+            </w:pPr>
+            <w:r/>
+            <w:r>
+              <w:rPr>
+                <w:rFonts w:ascii="Times New Roman" w:hAnsi="Times New Roman"/>
+                <w:b w:val="0"/>
+                <w:i w:val="0"/>
+                <w:sz w:val="22"/>
+              </w:rPr>
+              <w:t>Table 4.7</w:t>
+            </w:r>
+          </w:p>
+        </w:tc>
+        <w:tc>
+          <w:tcPr>
+            <w:tcW w:type="dxa" w:w="2771"/>
+          </w:tcPr>
+          <w:p>
+            <w:pPr>
+              <w:spacing w:before="40" w:after="40"/>
+            </w:pPr>
+            <w:r/>
+            <w:r>
+              <w:rPr>
+                <w:rFonts w:ascii="Times New Roman" w:hAnsi="Times New Roman"/>
+                <w:b w:val="0"/>
+                <w:i w:val="0"/>
+                <w:sz w:val="22"/>
+              </w:rPr>
+              <w:t>Forward Simulation Results per Algorithm (1-Year Horizon)</w:t>
+            </w:r>
+          </w:p>
+        </w:tc>
+        <w:tc>
+          <w:tcPr>
+            <w:tcW w:type="dxa" w:w="2771"/>
+          </w:tcPr>
+          <w:p>
+            <w:pPr>
+              <w:spacing w:before="40" w:after="40"/>
+            </w:pPr>
+            <w:r/>
+            <w:r>
+              <w:rPr>
+                <w:rFonts w:ascii="Times New Roman" w:hAnsi="Times New Roman"/>
+                <w:b w:val="0"/>
+                <w:i/>
+                <w:sz w:val="22"/>
+              </w:rPr>
+            </w:r>
+          </w:p>
+        </w:tc>
+      </w:tr>
+      <w:tr>
+        <w:tc>
+          <w:tcPr>
+            <w:tcW w:type="dxa" w:w="2771"/>
+          </w:tcPr>
+          <w:p>
+            <w:pPr>
+              <w:spacing w:before="40" w:after="40"/>
+            </w:pPr>
+            <w:r/>
+            <w:r>
+              <w:rPr>
+                <w:rFonts w:ascii="Times New Roman" w:hAnsi="Times New Roman"/>
+                <w:b w:val="0"/>
+                <w:i w:val="0"/>
+                <w:sz w:val="22"/>
+              </w:rPr>
+              <w:t>Table 4.8</w:t>
+            </w:r>
+          </w:p>
+        </w:tc>
+        <w:tc>
+          <w:tcPr>
+            <w:tcW w:type="dxa" w:w="2771"/>
+          </w:tcPr>
+          <w:p>
+            <w:pPr>
+              <w:spacing w:before="40" w:after="40"/>
+            </w:pPr>
+            <w:r/>
+            <w:r>
+              <w:rPr>
+                <w:rFonts w:ascii="Times New Roman" w:hAnsi="Times New Roman"/>
+                <w:b w:val="0"/>
+                <w:i w:val="0"/>
+                <w:sz w:val="22"/>
+              </w:rPr>
+              <w:t>Test Coverage Summary (12 Test Files)</w:t>
+            </w:r>
+          </w:p>
+        </w:tc>
+        <w:tc>
+          <w:tcPr>
+            <w:tcW w:type="dxa" w:w="2771"/>
+          </w:tcPr>
+          <w:p>
+            <w:pPr>
+              <w:spacing w:before="40" w:after="40"/>
+            </w:pPr>
+            <w:r/>
+            <w:r>
+              <w:rPr>
+                <w:rFonts w:ascii="Times New Roman" w:hAnsi="Times New Roman"/>
+                <w:b w:val="0"/>
+                <w:i/>
+                <w:sz w:val="22"/>
+              </w:rPr>
+            </w:r>
+          </w:p>
+        </w:tc>
+      </w:tr>
+      <w:tr>
+        <w:tc>
+          <w:tcPr>
+            <w:tcW w:type="dxa" w:w="2771"/>
+          </w:tcPr>
+          <w:p>
+            <w:pPr>
+              <w:spacing w:before="40" w:after="40"/>
+            </w:pPr>
+            <w:r/>
+            <w:r>
+              <w:rPr>
+                <w:rFonts w:ascii="Times New Roman" w:hAnsi="Times New Roman"/>
+                <w:b w:val="0"/>
+                <w:i w:val="0"/>
+                <w:sz w:val="22"/>
+              </w:rPr>
+              <w:t>Table 5.1</w:t>
+            </w:r>
+          </w:p>
+        </w:tc>
+        <w:tc>
+          <w:tcPr>
+            <w:tcW w:type="dxa" w:w="2771"/>
+          </w:tcPr>
+          <w:p>
+            <w:pPr>
+              <w:spacing w:before="40" w:after="40"/>
+            </w:pPr>
+            <w:r/>
+            <w:r>
+              <w:rPr>
+                <w:rFonts w:ascii="Times New Roman" w:hAnsi="Times New Roman"/>
+                <w:b w:val="0"/>
+                <w:i w:val="0"/>
+                <w:sz w:val="22"/>
+              </w:rPr>
+              <w:t>Portfolio vs Benchmark Comparison (April 2025 to March 2026)</w:t>
+            </w:r>
+          </w:p>
+        </w:tc>
+        <w:tc>
+          <w:tcPr>
+            <w:tcW w:type="dxa" w:w="2771"/>
+          </w:tcPr>
+          <w:p>
+            <w:pPr>
+              <w:spacing w:before="40" w:after="40"/>
+            </w:pPr>
+            <w:r/>
+            <w:r>
+              <w:rPr>
+                <w:rFonts w:ascii="Times New Roman" w:hAnsi="Times New Roman"/>
+                <w:b w:val="0"/>
+                <w:i/>
+                <w:sz w:val="22"/>
+              </w:rPr>
+            </w:r>
+          </w:p>
+        </w:tc>
+      </w:tr>
+      <w:tr>
+        <w:tc>
+          <w:tcPr>
+            <w:tcW w:type="dxa" w:w="2771"/>
+          </w:tcPr>
+          <w:p>
+            <w:pPr>
+              <w:spacing w:before="40" w:after="40"/>
+            </w:pPr>
+            <w:r/>
+            <w:r>
+              <w:rPr>
+                <w:rFonts w:ascii="Times New Roman" w:hAnsi="Times New Roman"/>
+                <w:b w:val="0"/>
+                <w:i w:val="0"/>
+                <w:sz w:val="22"/>
+              </w:rPr>
+              <w:t>Table 5.2</w:t>
+            </w:r>
+          </w:p>
+        </w:tc>
+        <w:tc>
+          <w:tcPr>
+            <w:tcW w:type="dxa" w:w="2771"/>
+          </w:tcPr>
+          <w:p>
+            <w:pPr>
+              <w:spacing w:before="40" w:after="40"/>
+            </w:pPr>
+            <w:r/>
+            <w:r>
+              <w:rPr>
+                <w:rFonts w:ascii="Times New Roman" w:hAnsi="Times New Roman"/>
+                <w:b w:val="0"/>
+                <w:i w:val="0"/>
+                <w:sz w:val="22"/>
+              </w:rPr>
+              <w:t>RL Algorithm Behavioral Analysis by Market Condition</w:t>
+            </w:r>
+          </w:p>
+        </w:tc>
+        <w:tc>
+          <w:tcPr>
+            <w:tcW w:type="dxa" w:w="2771"/>
+          </w:tcPr>
+          <w:p>
+            <w:pPr>
+              <w:spacing w:before="40" w:after="40"/>
+            </w:pPr>
+            <w:r/>
+            <w:r>
+              <w:rPr>
+                <w:rFonts w:ascii="Times New Roman" w:hAnsi="Times New Roman"/>
+                <w:b w:val="0"/>
+                <w:i/>
+                <w:sz w:val="22"/>
+              </w:rPr>
+            </w:r>
+          </w:p>
+        </w:tc>
+      </w:tr>
+      <w:tr>
+        <w:tc>
+          <w:tcPr>
+            <w:tcW w:type="dxa" w:w="2771"/>
+          </w:tcPr>
+          <w:p>
+            <w:pPr>
+              <w:spacing w:before="40" w:after="40"/>
+            </w:pPr>
+            <w:r/>
+            <w:r>
+              <w:rPr>
+                <w:rFonts w:ascii="Times New Roman" w:hAnsi="Times New Roman"/>
+                <w:b w:val="0"/>
+                <w:i w:val="0"/>
+                <w:sz w:val="22"/>
+              </w:rPr>
+              <w:t>Table 5.3</w:t>
+            </w:r>
+          </w:p>
+        </w:tc>
+        <w:tc>
+          <w:tcPr>
+            <w:tcW w:type="dxa" w:w="2771"/>
+          </w:tcPr>
+          <w:p>
+            <w:pPr>
+              <w:spacing w:before="40" w:after="40"/>
+            </w:pPr>
+            <w:r/>
+            <w:r>
+              <w:rPr>
+                <w:rFonts w:ascii="Times New Roman" w:hAnsi="Times New Roman"/>
+                <w:b w:val="0"/>
+                <w:i w:val="0"/>
+                <w:sz w:val="22"/>
+              </w:rPr>
+              <w:t>Federated Learning Privacy-Utility Summary</w:t>
+            </w:r>
+          </w:p>
+        </w:tc>
+        <w:tc>
+          <w:tcPr>
+            <w:tcW w:type="dxa" w:w="2771"/>
+          </w:tcPr>
+          <w:p>
+            <w:pPr>
+              <w:spacing w:before="40" w:after="40"/>
+            </w:pPr>
+            <w:r/>
+            <w:r>
+              <w:rPr>
+                <w:rFonts w:ascii="Times New Roman" w:hAnsi="Times New Roman"/>
+                <w:b w:val="0"/>
+                <w:i/>
+                <w:sz w:val="22"/>
+              </w:rPr>
+            </w:r>
+          </w:p>
+        </w:tc>
+      </w:tr>
+    </w:tbl>
+    <w:p/>
+    <w:p>
+      <w:pPr>
+        <w:spacing w:before="40" w:after="40" w:line="360" w:lineRule="auto"/>
+      </w:pPr>
       <w:r>
         <w:rPr>
           <w:rFonts w:ascii="Times New Roman" w:hAnsi="Times New Roman"/>
-          <w:b w:val="0"/>
           <w:i/>
-          <w:sz w:val="24"/>
+          <w:color w:val="505050"/>
+          <w:sz w:val="22"/>
         </w:rPr>
-        <w:t>(Annexure-VII — update after all tables are placed)</w:t>
-      </w:r>
-      <w:r>
-        <w:rPr>
-          <w:rFonts w:ascii="Times New Roman" w:hAnsi="Times New Roman"/>
-          <w:b w:val="0"/>
-          <w:i w:val="0"/>
-          <w:sz w:val="24"/>
-        </w:rPr>
-      </w:r>
-    </w:p>
-    <w:p>
-      <w:pPr>
-        <w:spacing w:before="80" w:after="80" w:line="360" w:lineRule="auto"/>
-        <w:shd w:val="clear" w:color="auto" w:fill="F2F2F2"/>
-      </w:pPr>
-      <w:r>
-        <w:rPr>
-          <w:rFonts w:ascii="Courier New" w:hAnsi="Courier New"/>
-          <w:sz w:val="18"/>
-        </w:rPr>
-        <w:t>LIST OF TABLES</w:t>
-        <w:br/>
-        <w:br/>
-        <w:t>Table 2.1   Comparison of Related Works                                    28</w:t>
-        <w:br/>
-        <w:t>Table 3.1   Dataset Statistics — NIFTY 50 Constituent Stocks               32</w:t>
-        <w:br/>
-        <w:t>Table 3.2   21 Technical Indicators — Name, Type, Window, Purpose          36</w:t>
-        <w:br/>
-        <w:t>Table 3.3   RL Algorithm Hyperparameters                                   55</w:t>
-        <w:br/>
-        <w:t>Table 3.4   Federated Learning Client Sector Groups                        61</w:t>
-        <w:br/>
-        <w:t>Table 4.1   Development Environment Specifications                         68</w:t>
-        <w:br/>
-        <w:t>Table 4.2   Dataset Summary Statistics                                     70</w:t>
-        <w:br/>
-        <w:t>Table 4.3   RL Algorithm Performance Comparison (Test Period 2024–2025)    77</w:t>
-        <w:br/>
-        <w:t>Table 4.4   Stock Graph Statistics                                         84</w:t>
-        <w:br/>
-        <w:t>Table 4.5   Stress Testing Risk Metrics — All Eight Scenarios              87</w:t>
-        <w:br/>
-        <w:t>Table 4.6   Federated Learning Results Summary                             90</w:t>
-        <w:br/>
-        <w:t>Table 4.7   Forward Simulation Results per Algorithm (1-Year Horizon)      94</w:t>
-        <w:br/>
-        <w:t>Table 4.8   Test Coverage Summary (12 Test Files)                          95</w:t>
-        <w:br/>
-        <w:t>Table 5.1   Portfolio vs Benchmark Comparison (April 2025 to March 2026)   96</w:t>
-        <w:br/>
-        <w:t>Table 5.2   RL Algorithm Behavioral Analysis by Market Condition          101</w:t>
-        <w:br/>
-        <w:t>Table 5.3   Federated Learning Privacy-Utility Summary                    114</w:t>
-      </w:r>
-    </w:p>
-    <w:p>
-      <w:pPr>
-        <w:spacing w:before="80" w:after="80" w:line="360" w:lineRule="auto"/>
-      </w:pPr>
-      <w:r>
-        <w:rPr>
-          <w:color w:val="B4B4B4"/>
-          <w:sz w:val="20"/>
-        </w:rPr>
-        <w:t>------------------------------------------------------------</w:t>
+        <w:t>Note: Page numbers marked * are to be updated after final Word assembly and pagination.</w:t>
       </w:r>
     </w:p>
     <w:p>
@@ -1293,53 +3354,26 @@
           <w:i w:val="0"/>
           <w:sz w:val="24"/>
         </w:rPr>
-      </w:r>
-      <w:r>
-        <w:rPr>
-          <w:rFonts w:ascii="Times New Roman" w:hAnsi="Times New Roman"/>
-          <w:b w:val="0"/>
-          <w:i/>
-          <w:sz w:val="24"/>
-        </w:rPr>
-        <w:t>Reference: DISSERTATION_FORMATTING.md</w:t>
-      </w:r>
-      <w:r>
-        <w:rPr>
-          <w:rFonts w:ascii="Times New Roman" w:hAnsi="Times New Roman"/>
-          <w:b w:val="0"/>
-          <w:i w:val="0"/>
-          <w:sz w:val="24"/>
-        </w:rPr>
+        <w:t>Table 5.3   Federated Learning Privacy-Utility Summary                    114</w:t>
       </w:r>
     </w:p>
     <w:p>
       <w:pPr>
-        <w:spacing w:before="0" w:after="120" w:line="360" w:lineRule="auto"/>
+        <w:spacing w:before="80" w:after="80" w:line="360" w:lineRule="auto"/>
+        <w:shd w:val="clear" w:color="auto" w:fill="F2F2F2"/>
       </w:pPr>
       <w:r>
         <w:rPr>
-          <w:rFonts w:ascii="Times New Roman" w:hAnsi="Times New Roman"/>
-          <w:b w:val="0"/>
-          <w:i w:val="0"/>
-          <w:sz w:val="24"/>
+          <w:rFonts w:ascii="Courier New" w:hAnsi="Courier New"/>
+          <w:sz w:val="18"/>
         </w:rPr>
-      </w:r>
-      <w:r>
-        <w:rPr>
-          <w:rFonts w:ascii="Times New Roman" w:hAnsi="Times New Roman"/>
-          <w:b w:val="0"/>
-          <w:i/>
-          <w:sz w:val="24"/>
-        </w:rPr>
-        <w:t>Last updated: 2026-04-29</w:t>
-      </w:r>
-      <w:r>
-        <w:rPr>
-          <w:rFonts w:ascii="Times New Roman" w:hAnsi="Times New Roman"/>
-          <w:b w:val="0"/>
-          <w:i w:val="0"/>
-          <w:sz w:val="24"/>
-        </w:rPr>
+        <w:br/>
+        <w:t>---</w:t>
+        <w:br/>
+        <w:br/>
+        <w:t>*Reference: DISSERTATION_FORMATTING.md*</w:t>
+        <w:br/>
+        <w:t>*Last updated: 2026-04-29*</w:t>
       </w:r>
     </w:p>
     <w:sectPr>
